--- a/resources/documents/Template_SPT_Dasar_Regulasi_Lampiran.docx
+++ b/resources/documents/Template_SPT_Dasar_Regulasi_Lampiran.docx
@@ -2452,7 +2452,7 @@
       <w:tr>
         <w:trPr>
           <w:cantSplit/>
-          <w:trHeight w:val="2750" w:hRule="atLeast"/>
+          <w:trHeight w:val="2550" w:hRule="atLeast"/>
         </w:trPr>
         <w:tc>
           <w:tcPr>
@@ -3048,7 +3048,7 @@
       <w:tr>
         <w:trPr>
           <w:cantSplit/>
-          <w:trHeight w:val="2400" w:hRule="atLeast"/>
+          <w:trHeight w:val="1800" w:hRule="atLeast"/>
         </w:trPr>
         <w:tc>
           <w:tcPr>
@@ -3499,7 +3499,7 @@
               <w:pStyle w:val="TableParagraph"/>
               <w:keepNext/>
               <w:keepLines/>
-              <w:spacing w:before="211"/>
+              <w:spacing w:before="100"/>
               <w:rPr>
                 <w:sz w:val="20"/>
               </w:rPr>
@@ -3575,7 +3575,7 @@
       <w:tr>
         <w:trPr>
           <w:cantSplit/>
-          <w:trHeight w:val="2550" w:hRule="atLeast"/>
+          <w:trHeight w:val="2350" w:hRule="atLeast"/>
         </w:trPr>
         <w:tc>
           <w:tcPr>
@@ -3763,7 +3763,7 @@
               <w:pStyle w:val="TableParagraph"/>
               <w:keepNext/>
               <w:keepLines/>
-              <w:spacing w:before="171"/>
+              <w:spacing w:before="100"/>
               <w:rPr>
                 <w:sz w:val="20"/>
               </w:rPr>
@@ -4113,7 +4113,7 @@
       <w:tr>
         <w:trPr>
           <w:cantSplit/>
-          <w:trHeight w:val="2450" w:hRule="atLeast"/>
+          <w:trHeight w:val="2250" w:hRule="atLeast"/>
         </w:trPr>
         <w:tc>
           <w:tcPr>
@@ -4655,7 +4655,7 @@
       <w:tr>
         <w:trPr>
           <w:cantSplit/>
-          <w:trHeight w:val="3070" w:hRule="atLeast"/>
+          <w:trHeight w:val="2900" w:hRule="atLeast"/>
         </w:trPr>
         <w:tc>
           <w:tcPr>
@@ -4834,18 +4834,6 @@
               <w:pStyle w:val="TableParagraph"/>
               <w:keepNext/>
               <w:keepLines/>
-              <w:rPr>
-                <w:sz w:val="20"/>
-              </w:rPr>
-            </w:pPr>
-          </w:p>
-          <w:p>
-            <w:pPr>
-              <w:pStyle w:val="TableParagraph"/>
-              <w:keepNext/>
-              <w:keepLines/>
-              <w:ind w:left="11" w:right="6"/>
-              <w:jc w:val="center"/>
               <w:rPr>
                 <w:sz w:val="20"/>
               </w:rPr>
@@ -5079,7 +5067,7 @@
               <w:pStyle w:val="TableParagraph"/>
               <w:keepNext/>
               <w:keepLines/>
-              <w:spacing w:before="229"/>
+              <w:spacing w:before="100"/>
               <w:ind w:left="114" w:right="117"/>
               <w:jc w:val="center"/>
               <w:rPr>
@@ -5179,19 +5167,6 @@
               <w:spacing w:before="2"/>
               <w:rPr>
                 <w:sz w:val="20"/>
-              </w:rPr>
-            </w:pPr>
-          </w:p>
-          <w:p>
-            <w:pPr>
-              <w:pStyle w:val="TableParagraph"/>
-              <w:keepNext/>
-              <w:keepLines/>
-              <w:spacing w:line="199" w:lineRule="exact"/>
-              <w:jc w:val="center"/>
-              <w:rPr>
-                <w:sz w:val="20"/>
-                <w:u w:val="single"/>
               </w:rPr>
             </w:pPr>
           </w:p>
